--- a/docs/ux/1.Ekran powitalny.docx
+++ b/docs/ux/1.Ekran powitalny.docx
@@ -8,9 +8,9 @@
           <w:noProof/>
         </w:rPr>
         <w:drawing>
-          <wp:inline distT="0" distB="0" distL="0" distR="0" wp14:anchorId="6DD8C468" wp14:editId="2FF3B2D5">
-            <wp:extent cx="4014470" cy="8863330"/>
-            <wp:effectExtent l="0" t="0" r="5080" b="0"/>
+          <wp:inline distT="0" distB="0" distL="0" distR="0" wp14:anchorId="6DD8C468" wp14:editId="3DE10802">
+            <wp:extent cx="2981325" cy="6582305"/>
+            <wp:effectExtent l="0" t="0" r="0" b="9525"/>
             <wp:docPr id="1" name="Picture 1"/>
             <wp:cNvGraphicFramePr>
               <a:graphicFrameLocks xmlns:a="http://schemas.openxmlformats.org/drawingml/2006/main" noChangeAspect="1"/>
@@ -31,7 +31,7 @@
                   <pic:spPr>
                     <a:xfrm>
                       <a:off x="0" y="0"/>
-                      <a:ext cx="4014470" cy="8863330"/>
+                      <a:ext cx="2986363" cy="6593428"/>
                     </a:xfrm>
                     <a:prstGeom prst="rect">
                       <a:avLst/>
@@ -43,9 +43,21 @@
           </wp:inline>
         </w:drawing>
       </w:r>
+    </w:p>
+    <w:p/>
+    <w:p>
+      <w:proofErr w:type="spellStart"/>
+      <w:r>
+        <w:t>Use</w:t>
+      </w:r>
+      <w:proofErr w:type="spellEnd"/>
+      <w:r>
+        <w:t xml:space="preserve"> Case ekran powitalny: użytkownik naciska ikonę Znajdź swoją szkołę, aplikacja przenosi go na kolejny ekran.</w:t>
+      </w:r>
       <w:bookmarkStart w:id="0" w:name="_GoBack"/>
       <w:bookmarkEnd w:id="0"/>
     </w:p>
+    <w:p/>
     <w:sectPr>
       <w:pgSz w:w="11906" w:h="16838"/>
       <w:pgMar w:top="1440" w:right="1440" w:bottom="1440" w:left="1440" w:header="708" w:footer="708" w:gutter="0"/>
